--- a/complenmentary-doc/LAPORAN_APK(P3)_JULIAN_RICARDO_12_RPL_4.docx
+++ b/complenmentary-doc/LAPORAN_APK(P3)_JULIAN_RICARDO_12_RPL_4.docx
@@ -10613,18 +10613,18 @@
           <w:noProof/>
         </w:rPr>
         <w:drawing>
-          <wp:anchor distT="0" distB="0" distL="114300" distR="114300" simplePos="0" relativeHeight="251660288" behindDoc="0" locked="0" layoutInCell="1" allowOverlap="1" wp14:anchorId="67721173" wp14:editId="0C7B6162">
+          <wp:anchor distT="0" distB="0" distL="114300" distR="114300" simplePos="0" relativeHeight="251679744" behindDoc="0" locked="0" layoutInCell="1" allowOverlap="1" wp14:anchorId="6DE33C89" wp14:editId="7AE126FA">
             <wp:simplePos x="0" y="0"/>
             <wp:positionH relativeFrom="margin">
-              <wp:posOffset>295564</wp:posOffset>
+              <wp:align>right</wp:align>
             </wp:positionH>
             <wp:positionV relativeFrom="paragraph">
-              <wp:posOffset>130637</wp:posOffset>
+              <wp:posOffset>94796</wp:posOffset>
             </wp:positionV>
-            <wp:extent cx="5412105" cy="7361382"/>
-            <wp:effectExtent l="0" t="0" r="0" b="0"/>
+            <wp:extent cx="5943600" cy="7903028"/>
+            <wp:effectExtent l="0" t="0" r="0" b="3175"/>
             <wp:wrapNone/>
-            <wp:docPr id="3" name="Picture 3"/>
+            <wp:docPr id="12" name="Picture 12"/>
             <wp:cNvGraphicFramePr>
               <a:graphicFrameLocks xmlns:a="http://schemas.openxmlformats.org/drawingml/2006/main" noChangeAspect="1"/>
             </wp:cNvGraphicFramePr>
@@ -10632,7 +10632,7 @@
               <a:graphicData uri="http://schemas.openxmlformats.org/drawingml/2006/picture">
                 <pic:pic xmlns:pic="http://schemas.openxmlformats.org/drawingml/2006/picture">
                   <pic:nvPicPr>
-                    <pic:cNvPr id="3" name="Picture 3"/>
+                    <pic:cNvPr id="12" name="Picture 12"/>
                     <pic:cNvPicPr/>
                   </pic:nvPicPr>
                   <pic:blipFill>
@@ -10650,7 +10650,7 @@
                   <pic:spPr>
                     <a:xfrm>
                       <a:off x="0" y="0"/>
-                      <a:ext cx="5424826" cy="7378684"/>
+                      <a:ext cx="5946414" cy="7906770"/>
                     </a:xfrm>
                     <a:prstGeom prst="rect">
                       <a:avLst/>
@@ -12183,6 +12183,11 @@
       </w:r>
     </w:p>
     <w:p>
+      <w:pPr>
+        <w:rPr>
+          <w:vertAlign w:val="subscript"/>
+        </w:rPr>
+      </w:pPr>
       <w:r>
         <w:rPr>
           <w:noProof/>
@@ -12369,18 +12374,18 @@
         </w:rPr>
         <w:lastRenderedPageBreak/>
         <w:drawing>
-          <wp:anchor distT="0" distB="0" distL="114300" distR="114300" simplePos="0" relativeHeight="251665408" behindDoc="0" locked="0" layoutInCell="1" allowOverlap="1" wp14:anchorId="2B342B97" wp14:editId="613E10AF">
+          <wp:anchor distT="0" distB="0" distL="114300" distR="114300" simplePos="0" relativeHeight="251682816" behindDoc="0" locked="0" layoutInCell="1" allowOverlap="1" wp14:anchorId="272CB0D9" wp14:editId="3A02A8A0">
             <wp:simplePos x="0" y="0"/>
             <wp:positionH relativeFrom="margin">
               <wp:align>right</wp:align>
             </wp:positionH>
             <wp:positionV relativeFrom="paragraph">
-              <wp:posOffset>-83185</wp:posOffset>
+              <wp:posOffset>0</wp:posOffset>
             </wp:positionV>
-            <wp:extent cx="5947991" cy="8386618"/>
+            <wp:extent cx="5943600" cy="8229600"/>
             <wp:effectExtent l="0" t="0" r="0" b="0"/>
             <wp:wrapNone/>
-            <wp:docPr id="8" name="Picture 8"/>
+            <wp:docPr id="25" name="Picture 25"/>
             <wp:cNvGraphicFramePr>
               <a:graphicFrameLocks xmlns:a="http://schemas.openxmlformats.org/drawingml/2006/main" noChangeAspect="1"/>
             </wp:cNvGraphicFramePr>
@@ -12388,7 +12393,7 @@
               <a:graphicData uri="http://schemas.openxmlformats.org/drawingml/2006/picture">
                 <pic:pic xmlns:pic="http://schemas.openxmlformats.org/drawingml/2006/picture">
                   <pic:nvPicPr>
-                    <pic:cNvPr id="8" name="Picture 8"/>
+                    <pic:cNvPr id="25" name="Picture 25"/>
                     <pic:cNvPicPr/>
                   </pic:nvPicPr>
                   <pic:blipFill>
@@ -12406,7 +12411,7 @@
                   <pic:spPr>
                     <a:xfrm>
                       <a:off x="0" y="0"/>
-                      <a:ext cx="5952866" cy="8393492"/>
+                      <a:ext cx="5943600" cy="8229600"/>
                     </a:xfrm>
                     <a:prstGeom prst="rect">
                       <a:avLst/>
@@ -12418,11 +12423,14 @@
             <wp14:sizeRelH relativeFrom="margin">
               <wp14:pctWidth>0</wp14:pctWidth>
             </wp14:sizeRelH>
-            <wp14:sizeRelV relativeFrom="margin">
-              <wp14:pctHeight>0</wp14:pctHeight>
-            </wp14:sizeRelV>
           </wp:anchor>
         </w:drawing>
+      </w:r>
+      <w:r>
+        <w:rPr>
+          <w:noProof/>
+        </w:rPr>
+        <w:softHyphen/>
       </w:r>
       <w:r>
         <w:br w:type="page"/>
@@ -12578,7 +12586,7 @@
           <w:noProof/>
         </w:rPr>
         <w:drawing>
-          <wp:anchor distT="0" distB="0" distL="114300" distR="114300" simplePos="0" relativeHeight="251668480" behindDoc="0" locked="0" layoutInCell="1" allowOverlap="1" wp14:anchorId="0828A13F" wp14:editId="1E695185">
+          <wp:anchor distT="0" distB="0" distL="114300" distR="114300" simplePos="0" relativeHeight="251668480" behindDoc="0" locked="0" layoutInCell="1" allowOverlap="1" wp14:anchorId="0828A13F" wp14:editId="2D753DCC">
             <wp:simplePos x="0" y="0"/>
             <wp:positionH relativeFrom="margin">
               <wp:align>right</wp:align>
@@ -13375,7 +13383,7 @@
           <w:szCs w:val="24"/>
         </w:rPr>
         <w:drawing>
-          <wp:anchor distT="0" distB="0" distL="114300" distR="114300" simplePos="0" relativeHeight="251672576" behindDoc="0" locked="0" layoutInCell="1" allowOverlap="1" wp14:anchorId="2AC28F7F" wp14:editId="1B050B91">
+          <wp:anchor distT="0" distB="0" distL="114300" distR="114300" simplePos="0" relativeHeight="251672576" behindDoc="0" locked="0" layoutInCell="1" allowOverlap="1" wp14:anchorId="2AC28F7F" wp14:editId="4200A2E0">
             <wp:simplePos x="0" y="0"/>
             <wp:positionH relativeFrom="margin">
               <wp:align>left</wp:align>
@@ -13510,7 +13518,7 @@
           <w:noProof/>
         </w:rPr>
         <w:drawing>
-          <wp:anchor distT="0" distB="0" distL="114300" distR="114300" simplePos="0" relativeHeight="251673600" behindDoc="0" locked="0" layoutInCell="1" allowOverlap="1" wp14:anchorId="5424A3E8" wp14:editId="3A9317A8">
+          <wp:anchor distT="0" distB="0" distL="114300" distR="114300" simplePos="0" relativeHeight="251673600" behindDoc="0" locked="0" layoutInCell="1" allowOverlap="1" wp14:anchorId="5424A3E8" wp14:editId="376893F3">
             <wp:simplePos x="0" y="0"/>
             <wp:positionH relativeFrom="margin">
               <wp:align>left</wp:align>
@@ -13658,7 +13666,7 @@
           <w:szCs w:val="22"/>
         </w:rPr>
         <w:drawing>
-          <wp:anchor distT="0" distB="0" distL="114300" distR="114300" simplePos="0" relativeHeight="251674624" behindDoc="0" locked="0" layoutInCell="1" allowOverlap="1" wp14:anchorId="1AA9A026" wp14:editId="13017931">
+          <wp:anchor distT="0" distB="0" distL="114300" distR="114300" simplePos="0" relativeHeight="251674624" behindDoc="0" locked="0" layoutInCell="1" allowOverlap="1" wp14:anchorId="1AA9A026" wp14:editId="56E557DD">
             <wp:simplePos x="0" y="0"/>
             <wp:positionH relativeFrom="margin">
               <wp:align>left</wp:align>
@@ -13774,13 +13782,13 @@
           <w:noProof/>
         </w:rPr>
         <w:drawing>
-          <wp:anchor distT="0" distB="0" distL="114300" distR="114300" simplePos="0" relativeHeight="251675648" behindDoc="0" locked="0" layoutInCell="1" allowOverlap="1" wp14:anchorId="50AE1398" wp14:editId="708AAC50">
+          <wp:anchor distT="0" distB="0" distL="114300" distR="114300" simplePos="0" relativeHeight="251675648" behindDoc="0" locked="0" layoutInCell="1" allowOverlap="1" wp14:anchorId="50AE1398" wp14:editId="18EDFA96">
             <wp:simplePos x="0" y="0"/>
             <wp:positionH relativeFrom="margin">
               <wp:align>left</wp:align>
             </wp:positionH>
             <wp:positionV relativeFrom="paragraph">
-              <wp:posOffset>140970</wp:posOffset>
+              <wp:posOffset>153327</wp:posOffset>
             </wp:positionV>
             <wp:extent cx="5274733" cy="2965347"/>
             <wp:effectExtent l="0" t="0" r="2540" b="6985"/>
@@ -13811,7 +13819,7 @@
                   <pic:spPr>
                     <a:xfrm>
                       <a:off x="0" y="0"/>
-                      <a:ext cx="5286166" cy="2971774"/>
+                      <a:ext cx="5274733" cy="2965347"/>
                     </a:xfrm>
                     <a:prstGeom prst="rect">
                       <a:avLst/>
@@ -13926,7 +13934,7 @@
           <w:noProof/>
         </w:rPr>
         <w:drawing>
-          <wp:anchor distT="0" distB="0" distL="114300" distR="114300" simplePos="0" relativeHeight="251676672" behindDoc="0" locked="0" layoutInCell="1" allowOverlap="1" wp14:anchorId="3F23D576" wp14:editId="51096593">
+          <wp:anchor distT="0" distB="0" distL="114300" distR="114300" simplePos="0" relativeHeight="251676672" behindDoc="0" locked="0" layoutInCell="1" allowOverlap="1" wp14:anchorId="3F23D576" wp14:editId="5BEAB9C3">
             <wp:simplePos x="0" y="0"/>
             <wp:positionH relativeFrom="margin">
               <wp:align>left</wp:align>
@@ -14109,7 +14117,7 @@
           <w:szCs w:val="24"/>
         </w:rPr>
         <w:drawing>
-          <wp:anchor distT="0" distB="0" distL="114300" distR="114300" simplePos="0" relativeHeight="251678720" behindDoc="0" locked="0" layoutInCell="1" allowOverlap="1" wp14:anchorId="7B9EBCB8" wp14:editId="5B277755">
+          <wp:anchor distT="0" distB="0" distL="114300" distR="114300" simplePos="0" relativeHeight="251678720" behindDoc="0" locked="0" layoutInCell="1" allowOverlap="1" wp14:anchorId="7B9EBCB8" wp14:editId="7176A244">
             <wp:simplePos x="0" y="0"/>
             <wp:positionH relativeFrom="margin">
               <wp:align>left</wp:align>
@@ -14146,7 +14154,7 @@
                   <pic:spPr>
                     <a:xfrm>
                       <a:off x="0" y="0"/>
-                      <a:ext cx="5403535" cy="3037757"/>
+                      <a:ext cx="5401733" cy="3036744"/>
                     </a:xfrm>
                     <a:prstGeom prst="rect">
                       <a:avLst/>
@@ -14203,6 +14211,241 @@
           <w:szCs w:val="24"/>
         </w:rPr>
       </w:pPr>
+    </w:p>
+    <w:p>
+      <w:pPr>
+        <w:rPr>
+          <w:rFonts w:ascii="Times New Roman" w:hAnsi="Times New Roman" w:cs="Times New Roman"/>
+          <w:sz w:val="24"/>
+          <w:szCs w:val="24"/>
+        </w:rPr>
+      </w:pPr>
+    </w:p>
+    <w:p>
+      <w:pPr>
+        <w:rPr>
+          <w:rFonts w:ascii="Times New Roman" w:hAnsi="Times New Roman" w:cs="Times New Roman"/>
+          <w:sz w:val="24"/>
+          <w:szCs w:val="24"/>
+        </w:rPr>
+      </w:pPr>
+    </w:p>
+    <w:p>
+      <w:pPr>
+        <w:rPr>
+          <w:rFonts w:ascii="Times New Roman" w:hAnsi="Times New Roman" w:cs="Times New Roman"/>
+          <w:sz w:val="24"/>
+          <w:szCs w:val="24"/>
+        </w:rPr>
+      </w:pPr>
+    </w:p>
+    <w:p>
+      <w:pPr>
+        <w:rPr>
+          <w:rFonts w:ascii="Times New Roman" w:hAnsi="Times New Roman" w:cs="Times New Roman"/>
+          <w:sz w:val="24"/>
+          <w:szCs w:val="24"/>
+        </w:rPr>
+      </w:pPr>
+    </w:p>
+    <w:p>
+      <w:pPr>
+        <w:rPr>
+          <w:rFonts w:ascii="Times New Roman" w:hAnsi="Times New Roman" w:cs="Times New Roman"/>
+          <w:sz w:val="24"/>
+          <w:szCs w:val="24"/>
+        </w:rPr>
+      </w:pPr>
+    </w:p>
+    <w:p>
+      <w:pPr>
+        <w:rPr>
+          <w:rFonts w:ascii="Times New Roman" w:hAnsi="Times New Roman" w:cs="Times New Roman"/>
+          <w:sz w:val="24"/>
+          <w:szCs w:val="24"/>
+        </w:rPr>
+      </w:pPr>
+    </w:p>
+    <w:p>
+      <w:pPr>
+        <w:rPr>
+          <w:rFonts w:ascii="Times New Roman" w:hAnsi="Times New Roman" w:cs="Times New Roman"/>
+          <w:sz w:val="24"/>
+          <w:szCs w:val="24"/>
+        </w:rPr>
+      </w:pPr>
+    </w:p>
+    <w:p>
+      <w:pPr>
+        <w:rPr>
+          <w:rFonts w:ascii="Times New Roman" w:hAnsi="Times New Roman" w:cs="Times New Roman"/>
+          <w:sz w:val="24"/>
+          <w:szCs w:val="24"/>
+        </w:rPr>
+      </w:pPr>
+    </w:p>
+    <w:p>
+      <w:pPr>
+        <w:rPr>
+          <w:rFonts w:ascii="Times New Roman" w:hAnsi="Times New Roman" w:cs="Times New Roman"/>
+          <w:sz w:val="24"/>
+          <w:szCs w:val="24"/>
+        </w:rPr>
+      </w:pPr>
+    </w:p>
+    <w:p>
+      <w:pPr>
+        <w:rPr>
+          <w:rFonts w:ascii="Times New Roman" w:hAnsi="Times New Roman" w:cs="Times New Roman"/>
+          <w:sz w:val="24"/>
+          <w:szCs w:val="24"/>
+        </w:rPr>
+      </w:pPr>
+    </w:p>
+    <w:p>
+      <w:pPr>
+        <w:rPr>
+          <w:rFonts w:ascii="Times New Roman" w:hAnsi="Times New Roman" w:cs="Times New Roman"/>
+          <w:sz w:val="24"/>
+          <w:szCs w:val="24"/>
+        </w:rPr>
+      </w:pPr>
+    </w:p>
+    <w:p>
+      <w:pPr>
+        <w:jc w:val="center"/>
+        <w:rPr>
+          <w:rFonts w:ascii="Times New Roman" w:hAnsi="Times New Roman" w:cs="Times New Roman"/>
+          <w:sz w:val="24"/>
+          <w:szCs w:val="24"/>
+        </w:rPr>
+      </w:pPr>
+      <w:r>
+        <w:rPr>
+          <w:rFonts w:ascii="Times New Roman" w:hAnsi="Times New Roman" w:cs="Times New Roman"/>
+          <w:sz w:val="24"/>
+          <w:szCs w:val="24"/>
+        </w:rPr>
+        <w:tab/>
+      </w:r>
+    </w:p>
+    <w:p>
+      <w:pPr>
+        <w:rPr>
+          <w:rFonts w:ascii="Times New Roman" w:hAnsi="Times New Roman" w:cs="Times New Roman"/>
+          <w:sz w:val="24"/>
+          <w:szCs w:val="24"/>
+        </w:rPr>
+      </w:pPr>
+      <w:r>
+        <w:rPr>
+          <w:rFonts w:ascii="Times New Roman" w:hAnsi="Times New Roman" w:cs="Times New Roman"/>
+          <w:sz w:val="24"/>
+          <w:szCs w:val="24"/>
+        </w:rPr>
+        <w:br w:type="page"/>
+      </w:r>
+    </w:p>
+    <w:p>
+      <w:pPr>
+        <w:pStyle w:val="Heading1"/>
+        <w:ind w:firstLine="709"/>
+        <w:rPr>
+          <w:rFonts w:ascii="Times New Roman" w:hAnsi="Times New Roman" w:cs="Times New Roman"/>
+          <w:color w:val="000000" w:themeColor="text1"/>
+          <w:sz w:val="24"/>
+          <w:szCs w:val="24"/>
+        </w:rPr>
+      </w:pPr>
+      <w:r>
+        <w:rPr>
+          <w:rFonts w:ascii="Times New Roman" w:hAnsi="Times New Roman" w:cs="Times New Roman"/>
+          <w:color w:val="000000" w:themeColor="text1"/>
+          <w:sz w:val="24"/>
+          <w:szCs w:val="24"/>
+        </w:rPr>
+        <w:lastRenderedPageBreak/>
+        <w:t>K</w:t>
+      </w:r>
+      <w:r>
+        <w:rPr>
+          <w:rFonts w:ascii="Times New Roman" w:hAnsi="Times New Roman" w:cs="Times New Roman"/>
+          <w:sz w:val="24"/>
+          <w:szCs w:val="24"/>
+        </w:rPr>
+        <w:t xml:space="preserve">. </w:t>
+      </w:r>
+      <w:r>
+        <w:rPr>
+          <w:rFonts w:ascii="Times New Roman" w:hAnsi="Times New Roman" w:cs="Times New Roman"/>
+          <w:color w:val="000000" w:themeColor="text1"/>
+          <w:sz w:val="24"/>
+          <w:szCs w:val="24"/>
+        </w:rPr>
+        <w:t>Akun Admin</w:t>
+      </w:r>
+    </w:p>
+    <w:p>
+      <w:r>
+        <w:rPr>
+          <w:noProof/>
+        </w:rPr>
+        <w:drawing>
+          <wp:anchor distT="0" distB="0" distL="114300" distR="114300" simplePos="0" relativeHeight="251681792" behindDoc="0" locked="0" layoutInCell="1" allowOverlap="1" wp14:anchorId="4ED69AEE" wp14:editId="09DA5B51">
+            <wp:simplePos x="0" y="0"/>
+            <wp:positionH relativeFrom="margin">
+              <wp:align>left</wp:align>
+            </wp:positionH>
+            <wp:positionV relativeFrom="paragraph">
+              <wp:posOffset>193829</wp:posOffset>
+            </wp:positionV>
+            <wp:extent cx="5387546" cy="2938145"/>
+            <wp:effectExtent l="0" t="0" r="3810" b="0"/>
+            <wp:wrapNone/>
+            <wp:docPr id="24" name="Picture 24"/>
+            <wp:cNvGraphicFramePr>
+              <a:graphicFrameLocks xmlns:a="http://schemas.openxmlformats.org/drawingml/2006/main" noChangeAspect="1"/>
+            </wp:cNvGraphicFramePr>
+            <a:graphic xmlns:a="http://schemas.openxmlformats.org/drawingml/2006/main">
+              <a:graphicData uri="http://schemas.openxmlformats.org/drawingml/2006/picture">
+                <pic:pic xmlns:pic="http://schemas.openxmlformats.org/drawingml/2006/picture">
+                  <pic:nvPicPr>
+                    <pic:cNvPr id="24" name="Picture 24"/>
+                    <pic:cNvPicPr/>
+                  </pic:nvPicPr>
+                  <pic:blipFill>
+                    <a:blip r:embed="rId29" cstate="print">
+                      <a:extLst>
+                        <a:ext uri="{28A0092B-C50C-407E-A947-70E740481C1C}">
+                          <a14:useLocalDpi xmlns:a14="http://schemas.microsoft.com/office/drawing/2010/main" val="0"/>
+                        </a:ext>
+                      </a:extLst>
+                    </a:blip>
+                    <a:stretch>
+                      <a:fillRect/>
+                    </a:stretch>
+                  </pic:blipFill>
+                  <pic:spPr>
+                    <a:xfrm>
+                      <a:off x="0" y="0"/>
+                      <a:ext cx="5388794" cy="2938826"/>
+                    </a:xfrm>
+                    <a:prstGeom prst="rect">
+                      <a:avLst/>
+                    </a:prstGeom>
+                  </pic:spPr>
+                </pic:pic>
+              </a:graphicData>
+            </a:graphic>
+            <wp14:sizeRelH relativeFrom="margin">
+              <wp14:pctWidth>0</wp14:pctWidth>
+            </wp14:sizeRelH>
+            <wp14:sizeRelV relativeFrom="margin">
+              <wp14:pctHeight>0</wp14:pctHeight>
+            </wp14:sizeRelV>
+          </wp:anchor>
+        </w:drawing>
+      </w:r>
     </w:p>
     <w:sectPr>
       <w:pgSz w:w="12240" w:h="15840"/>

--- a/complenmentary-doc/LAPORAN_APK(P3)_JULIAN_RICARDO_12_RPL_4.docx
+++ b/complenmentary-doc/LAPORAN_APK(P3)_JULIAN_RICARDO_12_RPL_4.docx
@@ -10494,18 +10494,18 @@
         </w:rPr>
         <w:lastRenderedPageBreak/>
         <w:drawing>
-          <wp:anchor distT="0" distB="0" distL="114300" distR="114300" simplePos="0" relativeHeight="251659264" behindDoc="0" locked="0" layoutInCell="1" allowOverlap="1" wp14:anchorId="04AE3054" wp14:editId="5D5692A6">
+          <wp:anchor distT="0" distB="0" distL="114300" distR="114300" simplePos="0" relativeHeight="251683840" behindDoc="0" locked="0" layoutInCell="1" allowOverlap="1" wp14:anchorId="2E369E75" wp14:editId="694C7F78">
             <wp:simplePos x="0" y="0"/>
             <wp:positionH relativeFrom="margin">
               <wp:align>right</wp:align>
             </wp:positionH>
             <wp:positionV relativeFrom="paragraph">
-              <wp:posOffset>405881</wp:posOffset>
+              <wp:posOffset>360326</wp:posOffset>
             </wp:positionV>
-            <wp:extent cx="5943600" cy="7412355"/>
-            <wp:effectExtent l="0" t="0" r="0" b="0"/>
+            <wp:extent cx="5943158" cy="6858000"/>
+            <wp:effectExtent l="0" t="0" r="635" b="0"/>
             <wp:wrapNone/>
-            <wp:docPr id="2" name="Picture 2"/>
+            <wp:docPr id="3" name="Picture 3"/>
             <wp:cNvGraphicFramePr>
               <a:graphicFrameLocks xmlns:a="http://schemas.openxmlformats.org/drawingml/2006/main" noChangeAspect="1"/>
             </wp:cNvGraphicFramePr>
@@ -10513,7 +10513,7 @@
               <a:graphicData uri="http://schemas.openxmlformats.org/drawingml/2006/picture">
                 <pic:pic xmlns:pic="http://schemas.openxmlformats.org/drawingml/2006/picture">
                   <pic:nvPicPr>
-                    <pic:cNvPr id="2" name="Picture 2"/>
+                    <pic:cNvPr id="3" name="Picture 3"/>
                     <pic:cNvPicPr/>
                   </pic:nvPicPr>
                   <pic:blipFill>
@@ -10531,7 +10531,7 @@
                   <pic:spPr>
                     <a:xfrm>
                       <a:off x="0" y="0"/>
-                      <a:ext cx="5943600" cy="7412355"/>
+                      <a:ext cx="5944636" cy="6859706"/>
                     </a:xfrm>
                     <a:prstGeom prst="rect">
                       <a:avLst/>
@@ -10540,6 +10540,9 @@
                 </pic:pic>
               </a:graphicData>
             </a:graphic>
+            <wp14:sizeRelV relativeFrom="margin">
+              <wp14:pctHeight>0</wp14:pctHeight>
+            </wp14:sizeRelV>
           </wp:anchor>
         </w:drawing>
       </w:r>
@@ -12586,7 +12589,7 @@
           <w:noProof/>
         </w:rPr>
         <w:drawing>
-          <wp:anchor distT="0" distB="0" distL="114300" distR="114300" simplePos="0" relativeHeight="251668480" behindDoc="0" locked="0" layoutInCell="1" allowOverlap="1" wp14:anchorId="0828A13F" wp14:editId="2D753DCC">
+          <wp:anchor distT="0" distB="0" distL="114300" distR="114300" simplePos="0" relativeHeight="251668480" behindDoc="0" locked="0" layoutInCell="1" allowOverlap="1" wp14:anchorId="0828A13F" wp14:editId="1A72B3D9">
             <wp:simplePos x="0" y="0"/>
             <wp:positionH relativeFrom="margin">
               <wp:align>right</wp:align>
@@ -13383,7 +13386,7 @@
           <w:szCs w:val="24"/>
         </w:rPr>
         <w:drawing>
-          <wp:anchor distT="0" distB="0" distL="114300" distR="114300" simplePos="0" relativeHeight="251672576" behindDoc="0" locked="0" layoutInCell="1" allowOverlap="1" wp14:anchorId="2AC28F7F" wp14:editId="4200A2E0">
+          <wp:anchor distT="0" distB="0" distL="114300" distR="114300" simplePos="0" relativeHeight="251672576" behindDoc="0" locked="0" layoutInCell="1" allowOverlap="1" wp14:anchorId="2AC28F7F" wp14:editId="61DA9AD4">
             <wp:simplePos x="0" y="0"/>
             <wp:positionH relativeFrom="margin">
               <wp:align>left</wp:align>
@@ -13518,7 +13521,7 @@
           <w:noProof/>
         </w:rPr>
         <w:drawing>
-          <wp:anchor distT="0" distB="0" distL="114300" distR="114300" simplePos="0" relativeHeight="251673600" behindDoc="0" locked="0" layoutInCell="1" allowOverlap="1" wp14:anchorId="5424A3E8" wp14:editId="376893F3">
+          <wp:anchor distT="0" distB="0" distL="114300" distR="114300" simplePos="0" relativeHeight="251673600" behindDoc="0" locked="0" layoutInCell="1" allowOverlap="1" wp14:anchorId="5424A3E8" wp14:editId="263F34D5">
             <wp:simplePos x="0" y="0"/>
             <wp:positionH relativeFrom="margin">
               <wp:align>left</wp:align>
@@ -13666,7 +13669,7 @@
           <w:szCs w:val="22"/>
         </w:rPr>
         <w:drawing>
-          <wp:anchor distT="0" distB="0" distL="114300" distR="114300" simplePos="0" relativeHeight="251674624" behindDoc="0" locked="0" layoutInCell="1" allowOverlap="1" wp14:anchorId="1AA9A026" wp14:editId="56E557DD">
+          <wp:anchor distT="0" distB="0" distL="114300" distR="114300" simplePos="0" relativeHeight="251674624" behindDoc="0" locked="0" layoutInCell="1" allowOverlap="1" wp14:anchorId="1AA9A026" wp14:editId="79394CAB">
             <wp:simplePos x="0" y="0"/>
             <wp:positionH relativeFrom="margin">
               <wp:align>left</wp:align>
@@ -13782,7 +13785,7 @@
           <w:noProof/>
         </w:rPr>
         <w:drawing>
-          <wp:anchor distT="0" distB="0" distL="114300" distR="114300" simplePos="0" relativeHeight="251675648" behindDoc="0" locked="0" layoutInCell="1" allowOverlap="1" wp14:anchorId="50AE1398" wp14:editId="18EDFA96">
+          <wp:anchor distT="0" distB="0" distL="114300" distR="114300" simplePos="0" relativeHeight="251675648" behindDoc="0" locked="0" layoutInCell="1" allowOverlap="1" wp14:anchorId="50AE1398" wp14:editId="72065D61">
             <wp:simplePos x="0" y="0"/>
             <wp:positionH relativeFrom="margin">
               <wp:align>left</wp:align>
@@ -13934,7 +13937,7 @@
           <w:noProof/>
         </w:rPr>
         <w:drawing>
-          <wp:anchor distT="0" distB="0" distL="114300" distR="114300" simplePos="0" relativeHeight="251676672" behindDoc="0" locked="0" layoutInCell="1" allowOverlap="1" wp14:anchorId="3F23D576" wp14:editId="5BEAB9C3">
+          <wp:anchor distT="0" distB="0" distL="114300" distR="114300" simplePos="0" relativeHeight="251676672" behindDoc="0" locked="0" layoutInCell="1" allowOverlap="1" wp14:anchorId="3F23D576" wp14:editId="36C300E7">
             <wp:simplePos x="0" y="0"/>
             <wp:positionH relativeFrom="margin">
               <wp:align>left</wp:align>
